--- a/WPA_Submission/docs/09_แบบบันทึกหลังสอนและสรุปผล_WPA.docx
+++ b/WPA_Submission/docs/09_แบบบันทึกหลังสอนและสรุปผล_WPA.docx
@@ -2,16 +2,79 @@
 <file path=word/document.xml><?xml version="1.0" encoding="utf-8"?>
 <w:document xmlns:w="http://schemas.openxmlformats.org/wordprocessingml/2006/main" xmlns:m="http://schemas.openxmlformats.org/officeDocument/2006/math" xmlns:r="http://schemas.openxmlformats.org/officeDocument/2006/relationships" xmlns:o="urn:schemas-microsoft-com:office:office" xmlns:v="urn:schemas-microsoft-com:vml" xmlns:w10="urn:schemas-microsoft-com:office:word" xmlns:a="http://schemas.openxmlformats.org/drawingml/2006/main" xmlns:pic="http://schemas.openxmlformats.org/drawingml/2006/picture" xmlns:wp="http://schemas.openxmlformats.org/drawingml/2006/wordprocessingDrawing">
   <w:body>
+    <w:bookmarkStart w:id="21" w:name="Xc8e793a04e3006978cbb5486e0cf5deeb9b099f"/>
+    <w:p>
+      <w:pPr>
+        <w:pStyle w:val="Heading1"/>
+      </w:pPr>
+      <w:r>
+        <w:t xml:space="preserve">แบบบันทึกหลังการจัดการเรียนรู้และสรุปผล วPA</w:t>
+      </w:r>
+    </w:p>
+    <w:bookmarkStart w:id="20" w:name="หน่วยที่-3-การพัฒนาโครงงาน--ai-to-esp32"/>
+    <w:p>
+      <w:pPr>
+        <w:pStyle w:val="Heading2"/>
+      </w:pPr>
+      <w:r>
+        <w:t xml:space="preserve">หน่วยที่ 3 การพัฒนาโครงงาน — AI to ESP32</w:t>
+      </w:r>
+    </w:p>
     <w:p>
       <w:pPr>
         <w:pStyle w:val="FirstParagraph"/>
       </w:pPr>
       <w:r>
-        <w:rPr>
-          <w:bCs/>
-          <w:b/>
-        </w:rPr>
-        <w:t xml:space="preserve">แบบบันทึกหลังการจัดการเรียนรู้และสรุปผล</w:t>
+        <w:t xml:space="preserve">รายวิชา ว31101 ชั้น ม.4/____</w:t>
+      </w:r>
+      <w:r>
+        <w:br/>
+      </w:r>
+      <w:r>
+        <w:t xml:space="preserve">วันที่ ___________ จำนวนนักเรียนตามบัญชี ____ คน เข้าเรียน ____ คน</w:t>
+      </w:r>
+    </w:p>
+    <w:p>
+      <w:pPr>
+        <w:pStyle w:val="BlockText"/>
+      </w:pPr>
+      <w:r>
+        <w:t xml:space="preserve">เอกสารนี้เป็นแบบบันทึกสำหรับกรอกผลจริงหลังสอน ห้ามใส่ค่าตัวอย่างเป็นผลจริง</w:t>
+      </w:r>
+    </w:p>
+    <w:p>
+      <w:r>
+        <w:pict>
+          <v:rect style="width:0;height:1.5pt" o:hralign="center" o:hrstd="t" o:hr="t"/>
+        </w:pict>
+      </w:r>
+    </w:p>
+    <w:bookmarkEnd w:id="20"/>
+    <w:bookmarkEnd w:id="21"/>
+    <w:bookmarkStart w:id="25" w:name="X28833e2bd6a33ccb61851f4a7c21bb9e0f3ccad"/>
+    <w:p>
+      <w:pPr>
+        <w:pStyle w:val="Heading1"/>
+      </w:pPr>
+      <w:r>
+        <w:t xml:space="preserve">1. ผลตามจุดประสงค์</w:t>
+      </w:r>
+    </w:p>
+    <w:bookmarkStart w:id="22" w:name="ความรู้"/>
+    <w:p>
+      <w:pPr>
+        <w:pStyle w:val="Heading2"/>
+      </w:pPr>
+      <w:r>
+        <w:t xml:space="preserve">ความรู้</w:t>
+      </w:r>
+    </w:p>
+    <w:p>
+      <w:pPr>
+        <w:pStyle w:val="FirstParagraph"/>
+      </w:pPr>
+      <w:r>
+        <w:t xml:space="preserve">จำนวนผู้เรียนที่อธิบายบทบาท Browser/AI และ ESP32 ได้ตามเกณฑ์ ____ คน คิดเป็น ____%</w:t>
       </w:r>
     </w:p>
     <w:p>
@@ -19,11 +82,81 @@
         <w:pStyle w:val="BodyText"/>
       </w:pPr>
       <w:r>
-        <w:rPr>
-          <w:bCs/>
-          <w:b/>
-        </w:rPr>
-        <w:t xml:space="preserve">AI to ESP32 • เอกสารเตรียมหลักฐาน วPA</w:t>
+        <w:t xml:space="preserve">หลักฐาน:</w:t>
+      </w:r>
+      <w:r>
+        <w:t xml:space="preserve"> </w:t>
+      </w:r>
+      <w:r>
+        <w:t xml:space="preserve">....................................................................................</w:t>
+      </w:r>
+    </w:p>
+    <w:bookmarkEnd w:id="22"/>
+    <w:bookmarkStart w:id="23" w:name="ทักษะ"/>
+    <w:p>
+      <w:pPr>
+        <w:pStyle w:val="Heading2"/>
+      </w:pPr>
+      <w:r>
+        <w:t xml:space="preserve">ทักษะ</w:t>
+      </w:r>
+    </w:p>
+    <w:p>
+      <w:pPr>
+        <w:pStyle w:val="FirstParagraph"/>
+      </w:pPr>
+      <w:r>
+        <w:t xml:space="preserve">จำนวนผู้เรียนที่ Debug จากหลักฐานและลำดับการทดสอบได้ระดับดีขึ้นไป ____ คน คิดเป็น ____%</w:t>
+      </w:r>
+    </w:p>
+    <w:p>
+      <w:pPr>
+        <w:pStyle w:val="BodyText"/>
+      </w:pPr>
+      <w:r>
+        <w:t xml:space="preserve">หลักฐาน:</w:t>
+      </w:r>
+      <w:r>
+        <w:t xml:space="preserve"> </w:t>
+      </w:r>
+      <w:r>
+        <w:t xml:space="preserve">....................................................................................</w:t>
+      </w:r>
+    </w:p>
+    <w:bookmarkEnd w:id="23"/>
+    <w:bookmarkStart w:id="24" w:name="การประยุกต์"/>
+    <w:p>
+      <w:pPr>
+        <w:pStyle w:val="Heading2"/>
+      </w:pPr>
+      <w:r>
+        <w:t xml:space="preserve">การประยุกต์</w:t>
+      </w:r>
+    </w:p>
+    <w:p>
+      <w:pPr>
+        <w:pStyle w:val="FirstParagraph"/>
+      </w:pPr>
+      <w:r>
+        <w:t xml:space="preserve">จำนวนผู้เรียนที่ออกแบบ Application Design Card ได้ระดับดีขึ้นไป ____ คน คิดเป็น ____%</w:t>
+      </w:r>
+    </w:p>
+    <w:p>
+      <w:r>
+        <w:pict>
+          <v:rect style="width:0;height:1.5pt" o:hralign="center" o:hrstd="t" o:hr="t"/>
+        </w:pict>
+      </w:r>
+    </w:p>
+    <w:bookmarkEnd w:id="24"/>
+    <w:bookmarkEnd w:id="25"/>
+    <w:bookmarkStart w:id="26" w:name="Xeb778f27c15943aa5a5460011164fae90ed02a6"/>
+    <w:p>
+      <w:pPr>
+        <w:pStyle w:val="Heading1"/>
+      </w:pPr>
+      <w:r>
+        <w:t xml:space="preserve">2. ผล Pre/Post</w:t>
       </w:r>
     </w:p>
     <w:tbl>
@@ -49,11 +182,7 @@
               <w:jc w:val="left"/>
             </w:pPr>
             <w:r>
-              <w:rPr>
-                <w:bCs/>
-                <w:b/>
-              </w:rPr>
-              <w:t xml:space="preserve">รายวิชา</w:t>
+              <w:t xml:space="preserve">รายการ</w:t>
             </w:r>
           </w:p>
         </w:tc>
@@ -62,10 +191,10 @@
           <w:p>
             <w:pPr>
               <w:pStyle w:val="Compact"/>
-              <w:jc w:val="left"/>
+              <w:jc w:val="right"/>
             </w:pPr>
             <w:r>
-              <w:t xml:space="preserve">เทคโนโลยี (วิทยาการคำนวณ 1) ว31101</w:t>
+              <w:t xml:space="preserve">ค่า</w:t>
             </w:r>
           </w:p>
         </w:tc>
@@ -79,11 +208,7 @@
               <w:jc w:val="left"/>
             </w:pPr>
             <w:r>
-              <w:rPr>
-                <w:bCs/>
-                <w:b/>
-              </w:rPr>
-              <w:t xml:space="preserve">ชั้น</w:t>
+              <w:t xml:space="preserve">Pre-test เฉลี่ย</w:t>
             </w:r>
           </w:p>
         </w:tc>
@@ -92,10 +217,10 @@
           <w:p>
             <w:pPr>
               <w:pStyle w:val="Compact"/>
-              <w:jc w:val="left"/>
+              <w:jc w:val="right"/>
             </w:pPr>
             <w:r>
-              <w:t xml:space="preserve">มัธยมศึกษาปีที่ 4/5</w:t>
+              <w:t xml:space="preserve">____%</w:t>
             </w:r>
           </w:p>
         </w:tc>
@@ -109,11 +234,7 @@
               <w:jc w:val="left"/>
             </w:pPr>
             <w:r>
-              <w:rPr>
-                <w:bCs/>
-                <w:b/>
-              </w:rPr>
-              <w:t xml:space="preserve">จำนวนนักเรียน</w:t>
+              <w:t xml:space="preserve">Post-test เฉลี่ย</w:t>
             </w:r>
           </w:p>
         </w:tc>
@@ -122,10 +243,10 @@
           <w:p>
             <w:pPr>
               <w:pStyle w:val="Compact"/>
-              <w:jc w:val="left"/>
+              <w:jc w:val="right"/>
             </w:pPr>
             <w:r>
-              <w:t xml:space="preserve">40 คน</w:t>
+              <w:t xml:space="preserve">____%</w:t>
             </w:r>
           </w:p>
         </w:tc>
@@ -139,11 +260,7 @@
               <w:jc w:val="left"/>
             </w:pPr>
             <w:r>
-              <w:rPr>
-                <w:bCs/>
-                <w:b/>
-              </w:rPr>
-              <w:t xml:space="preserve">กลุ่มสาระ</w:t>
+              <w:t xml:space="preserve">พัฒนาการเฉลี่ย</w:t>
             </w:r>
           </w:p>
         </w:tc>
@@ -152,10 +269,10 @@
           <w:p>
             <w:pPr>
               <w:pStyle w:val="Compact"/>
-              <w:jc w:val="left"/>
+              <w:jc w:val="right"/>
             </w:pPr>
             <w:r>
-              <w:t xml:space="preserve">วิทยาศาสตร์และเทคโนโลยี</w:t>
+              <w:t xml:space="preserve">____ จุดเปอร์เซ็นต์</w:t>
             </w:r>
           </w:p>
         </w:tc>
@@ -169,11 +286,7 @@
               <w:jc w:val="left"/>
             </w:pPr>
             <w:r>
-              <w:rPr>
-                <w:bCs/>
-                <w:b/>
-              </w:rPr>
-              <w:t xml:space="preserve">ภาคเรียน</w:t>
+              <w:t xml:space="preserve">ผ่าน Post-test 7/10</w:t>
             </w:r>
           </w:p>
         </w:tc>
@@ -182,10 +295,10 @@
           <w:p>
             <w:pPr>
               <w:pStyle w:val="Compact"/>
-              <w:jc w:val="left"/>
+              <w:jc w:val="right"/>
             </w:pPr>
             <w:r>
-              <w:t xml:space="preserve">ภาคเรียนที่ 1 ปีการศึกษา 2569</w:t>
+              <w:t xml:space="preserve">____ คน</w:t>
             </w:r>
           </w:p>
         </w:tc>
@@ -199,11 +312,7 @@
               <w:jc w:val="left"/>
             </w:pPr>
             <w:r>
-              <w:rPr>
-                <w:bCs/>
-                <w:b/>
-              </w:rPr>
-              <w:t xml:space="preserve">ครูผู้สอน</w:t>
+              <w:t xml:space="preserve">ไม่ผ่าน</w:t>
             </w:r>
           </w:p>
         </w:tc>
@@ -212,124 +321,38 @@
           <w:p>
             <w:pPr>
               <w:pStyle w:val="Compact"/>
-              <w:jc w:val="left"/>
+              <w:jc w:val="right"/>
             </w:pPr>
             <w:r>
-              <w:t xml:space="preserve">นายศิวัสว์ โตนอก</w:t>
-            </w:r>
-          </w:p>
-        </w:tc>
-      </w:tr>
-      <w:tr>
-        <w:tc>
-          <w:tcPr/>
-          <w:p>
-            <w:pPr>
-              <w:pStyle w:val="Compact"/>
-              <w:jc w:val="left"/>
-            </w:pPr>
-            <w:r>
-              <w:rPr>
-                <w:bCs/>
-                <w:b/>
-              </w:rPr>
-              <w:t xml:space="preserve">รูปแบบ</w:t>
-            </w:r>
-          </w:p>
-        </w:tc>
-        <w:tc>
-          <w:tcPr/>
-          <w:p>
-            <w:pPr>
-              <w:pStyle w:val="Compact"/>
-              <w:jc w:val="left"/>
-            </w:pPr>
-            <w:r>
-              <w:t xml:space="preserve">Active Learning 5E + Collaborative Learning</w:t>
-            </w:r>
-          </w:p>
-        </w:tc>
-      </w:tr>
-      <w:tr>
-        <w:tc>
-          <w:tcPr/>
-          <w:p>
-            <w:pPr>
-              <w:pStyle w:val="Compact"/>
-              <w:jc w:val="left"/>
-            </w:pPr>
-            <w:r>
-              <w:rPr>
-                <w:bCs/>
-                <w:b/>
-              </w:rPr>
-              <w:t xml:space="preserve">เวลา</w:t>
-            </w:r>
-          </w:p>
-        </w:tc>
-        <w:tc>
-          <w:tcPr/>
-          <w:p>
-            <w:pPr>
-              <w:pStyle w:val="Compact"/>
-              <w:jc w:val="left"/>
-            </w:pPr>
-            <w:r>
-              <w:t xml:space="preserve">1 คาบเรียน 50 นาที</w:t>
+              <w:t xml:space="preserve">____ คน</w:t>
             </w:r>
           </w:p>
         </w:tc>
       </w:tr>
     </w:tbl>
-    <w:bookmarkStart w:id="20" w:name="X73a999a0495173749ecb3bc6825c08025a1bd00"/>
+    <w:p>
+      <w:pPr>
+        <w:pStyle w:val="BodyText"/>
+      </w:pPr>
+      <w:r>
+        <w:t xml:space="preserve">แหล่งข้อมูล: Teacher Dashboard / Supabase</w:t>
+      </w:r>
+    </w:p>
+    <w:p>
+      <w:r>
+        <w:pict>
+          <v:rect style="width:0;height:1.5pt" o:hralign="center" o:hrstd="t" o:hr="t"/>
+        </w:pict>
+      </w:r>
+    </w:p>
+    <w:bookmarkEnd w:id="26"/>
+    <w:bookmarkStart w:id="27" w:name="X4b70e36b5fdc6319445e924368a8bbd76fae0ba"/>
     <w:p>
       <w:pPr>
         <w:pStyle w:val="Heading1"/>
       </w:pPr>
       <w:r>
-        <w:t xml:space="preserve">1. ข้อมูลการจัดการเรียนรู้จริง</w:t>
-      </w:r>
-    </w:p>
-    <w:p>
-      <w:pPr>
-        <w:pStyle w:val="FirstParagraph"/>
-      </w:pPr>
-      <w:r>
-        <w:t xml:space="preserve">วันที่สอน: ___________________________ คาบ/เวลา: ___________________________</w:t>
-      </w:r>
-    </w:p>
-    <w:p>
-      <w:pPr>
-        <w:pStyle w:val="BodyText"/>
-      </w:pPr>
-      <w:r>
-        <w:t xml:space="preserve">จำนวนนักเรียนที่เข้าเรียน: __________ คน จาก 40 คน</w:t>
-      </w:r>
-    </w:p>
-    <w:p>
-      <w:pPr>
-        <w:pStyle w:val="BodyText"/>
-      </w:pPr>
-      <w:r>
-        <w:t xml:space="preserve">จำนวนอุปกรณ์ที่ใช้งานได้จริง: __________ ชุด จาก 24 ชุด</w:t>
-      </w:r>
-    </w:p>
-    <w:p>
-      <w:pPr>
-        <w:pStyle w:val="BodyText"/>
-      </w:pPr>
-      <w:r>
-        <w:t xml:space="preserve">เหตุการณ์/ข้อจำกัดพิเศษในคาบ: ____________________________________________________________________________</w:t>
-      </w:r>
-    </w:p>
-    <w:bookmarkEnd w:id="20"/>
-    <w:bookmarkStart w:id="21" w:name="Xc9105f62b687e49819db8e8dcb6212f5a579c0d"/>
-    <w:p>
-      <w:pPr>
-        <w:pStyle w:val="Heading1"/>
-      </w:pPr>
-      <w:r>
-        <w:t xml:space="preserve">2. สรุปผลเชิงปริมาณ</w:t>
+        <w:t xml:space="preserve">3. ผลการปฏิบัติจริง</w:t>
       </w:r>
     </w:p>
     <w:tbl>
@@ -340,10 +363,8 @@
         <w:jc w:val="start"/>
       </w:tblPr>
       <w:tblGrid>
-        <w:gridCol w:w="1980"/>
-        <w:gridCol w:w="1980"/>
-        <w:gridCol w:w="1980"/>
-        <w:gridCol w:w="1980"/>
+        <w:gridCol w:w="3960"/>
+        <w:gridCol w:w="3960"/>
       </w:tblGrid>
       <w:tr>
         <w:trPr>
@@ -357,11 +378,7 @@
               <w:jc w:val="left"/>
             </w:pPr>
             <w:r>
-              <w:rPr>
-                <w:bCs/>
-                <w:b/>
-              </w:rPr>
-              <w:t xml:space="preserve">รายการ</w:t>
+              <w:t xml:space="preserve">องค์ประกอบ</w:t>
             </w:r>
           </w:p>
         </w:tc>
@@ -373,43 +390,7 @@
               <w:jc w:val="left"/>
             </w:pPr>
             <w:r>
-              <w:rPr>
-                <w:bCs/>
-                <w:b/>
-              </w:rPr>
-              <w:t xml:space="preserve">ผลที่ได้</w:t>
-            </w:r>
-          </w:p>
-        </w:tc>
-        <w:tc>
-          <w:tcPr/>
-          <w:p>
-            <w:pPr>
-              <w:pStyle w:val="Compact"/>
-              <w:jc w:val="left"/>
-            </w:pPr>
-            <w:r>
-              <w:rPr>
-                <w:bCs/>
-                <w:b/>
-              </w:rPr>
-              <w:t xml:space="preserve">เป้าหมาย</w:t>
-            </w:r>
-          </w:p>
-        </w:tc>
-        <w:tc>
-          <w:tcPr/>
-          <w:p>
-            <w:pPr>
-              <w:pStyle w:val="Compact"/>
-              <w:jc w:val="left"/>
-            </w:pPr>
-            <w:r>
-              <w:rPr>
-                <w:bCs/>
-                <w:b/>
-              </w:rPr>
-              <w:t xml:space="preserve">สรุป</w:t>
+              <w:t xml:space="preserve">ผล/ข้อค้นพบ</w:t>
             </w:r>
           </w:p>
         </w:tc>
@@ -423,7 +404,7 @@
               <w:jc w:val="left"/>
             </w:pPr>
             <w:r>
-              <w:t xml:space="preserve">ผ่าน AR Post-test ≥70%</w:t>
+              <w:t xml:space="preserve">AI / Browser Station</w:t>
             </w:r>
           </w:p>
         </w:tc>
@@ -432,35 +413,7 @@
           <w:p>
             <w:pPr>
               <w:pStyle w:val="Compact"/>
-              <w:jc w:val="left"/>
-            </w:pPr>
-            <w:r>
-              <w:t xml:space="preserve">__________________</w:t>
-            </w:r>
-          </w:p>
-        </w:tc>
-        <w:tc>
-          <w:tcPr/>
-          <w:p>
-            <w:pPr>
-              <w:pStyle w:val="Compact"/>
-              <w:jc w:val="left"/>
-            </w:pPr>
-            <w:r>
-              <w:t xml:space="preserve">อย่างน้อย 32/40 คน</w:t>
-            </w:r>
-          </w:p>
-        </w:tc>
-        <w:tc>
-          <w:tcPr/>
-          <w:p>
-            <w:pPr>
-              <w:pStyle w:val="Compact"/>
-              <w:jc w:val="left"/>
-            </w:pPr>
-            <w:r>
-              <w:t xml:space="preserve">□ บรรลุ □ ยังไม่บรรลุ</w:t>
-            </w:r>
+            </w:pPr>
           </w:p>
         </w:tc>
       </w:tr>
@@ -473,7 +426,7 @@
               <w:jc w:val="left"/>
             </w:pPr>
             <w:r>
-              <w:t xml:space="preserve">ผลการปฏิบัติระดับดีขึ้นไป</w:t>
+              <w:t xml:space="preserve">ESP32 / Output Station</w:t>
             </w:r>
           </w:p>
         </w:tc>
@@ -482,35 +435,7 @@
           <w:p>
             <w:pPr>
               <w:pStyle w:val="Compact"/>
-              <w:jc w:val="left"/>
-            </w:pPr>
-            <w:r>
-              <w:t xml:space="preserve">__________________</w:t>
-            </w:r>
-          </w:p>
-        </w:tc>
-        <w:tc>
-          <w:tcPr/>
-          <w:p>
-            <w:pPr>
-              <w:pStyle w:val="Compact"/>
-              <w:jc w:val="left"/>
-            </w:pPr>
-            <w:r>
-              <w:t xml:space="preserve">อย่างน้อย 30/40 คน</w:t>
-            </w:r>
-          </w:p>
-        </w:tc>
-        <w:tc>
-          <w:tcPr/>
-          <w:p>
-            <w:pPr>
-              <w:pStyle w:val="Compact"/>
-              <w:jc w:val="left"/>
-            </w:pPr>
-            <w:r>
-              <w:t xml:space="preserve">□ บรรลุ □ ยังไม่บรรลุ</w:t>
-            </w:r>
+            </w:pPr>
           </w:p>
         </w:tc>
       </w:tr>
@@ -523,7 +448,7 @@
               <w:jc w:val="left"/>
             </w:pPr>
             <w:r>
-              <w:t xml:space="preserve">Post-test เฉลี่ย</w:t>
+              <w:t xml:space="preserve">Integration</w:t>
             </w:r>
           </w:p>
         </w:tc>
@@ -532,35 +457,7 @@
           <w:p>
             <w:pPr>
               <w:pStyle w:val="Compact"/>
-              <w:jc w:val="left"/>
-            </w:pPr>
-            <w:r>
-              <w:t xml:space="preserve">__________________</w:t>
-            </w:r>
-          </w:p>
-        </w:tc>
-        <w:tc>
-          <w:tcPr/>
-          <w:p>
-            <w:pPr>
-              <w:pStyle w:val="Compact"/>
-              <w:jc w:val="left"/>
-            </w:pPr>
-            <w:r>
-              <w:t xml:space="preserve">บันทึกผลจริง</w:t>
-            </w:r>
-          </w:p>
-        </w:tc>
-        <w:tc>
-          <w:tcPr/>
-          <w:p>
-            <w:pPr>
-              <w:pStyle w:val="Compact"/>
-              <w:jc w:val="left"/>
-            </w:pPr>
-            <w:r>
-              <w:t xml:space="preserve">-</w:t>
-            </w:r>
+            </w:pPr>
           </w:p>
         </w:tc>
       </w:tr>
@@ -573,7 +470,7 @@
               <w:jc w:val="left"/>
             </w:pPr>
             <w:r>
-              <w:t xml:space="preserve">พัฒนาการ Pre→Post เฉลี่ย</w:t>
+              <w:t xml:space="preserve">System Flow / IPO</w:t>
             </w:r>
           </w:p>
         </w:tc>
@@ -582,35 +479,7 @@
           <w:p>
             <w:pPr>
               <w:pStyle w:val="Compact"/>
-              <w:jc w:val="left"/>
-            </w:pPr>
-            <w:r>
-              <w:t xml:space="preserve">__________________</w:t>
-            </w:r>
-          </w:p>
-        </w:tc>
-        <w:tc>
-          <w:tcPr/>
-          <w:p>
-            <w:pPr>
-              <w:pStyle w:val="Compact"/>
-              <w:jc w:val="left"/>
-            </w:pPr>
-            <w:r>
-              <w:t xml:space="preserve">บันทึกผลจริง</w:t>
-            </w:r>
-          </w:p>
-        </w:tc>
-        <w:tc>
-          <w:tcPr/>
-          <w:p>
-            <w:pPr>
-              <w:pStyle w:val="Compact"/>
-              <w:jc w:val="left"/>
-            </w:pPr>
-            <w:r>
-              <w:t xml:space="preserve">-</w:t>
-            </w:r>
+            </w:pPr>
           </w:p>
         </w:tc>
       </w:tr>
@@ -623,7 +492,7 @@
               <w:jc w:val="left"/>
             </w:pPr>
             <w:r>
-              <w:t xml:space="preserve">Challenge หลัง Feedback ดีขึ้น</w:t>
+              <w:t xml:space="preserve">Challenge Debugging</w:t>
             </w:r>
           </w:p>
         </w:tc>
@@ -632,10 +501,20 @@
           <w:p>
             <w:pPr>
               <w:pStyle w:val="Compact"/>
+            </w:pPr>
+          </w:p>
+        </w:tc>
+      </w:tr>
+      <w:tr>
+        <w:tc>
+          <w:tcPr/>
+          <w:p>
+            <w:pPr>
+              <w:pStyle w:val="Compact"/>
               <w:jc w:val="left"/>
             </w:pPr>
             <w:r>
-              <w:t xml:space="preserve">__________________</w:t>
+              <w:t xml:space="preserve">Application to Real Life</w:t>
             </w:r>
           </w:p>
         </w:tc>
@@ -644,10 +523,20 @@
           <w:p>
             <w:pPr>
               <w:pStyle w:val="Compact"/>
+            </w:pPr>
+          </w:p>
+        </w:tc>
+      </w:tr>
+      <w:tr>
+        <w:tc>
+          <w:tcPr/>
+          <w:p>
+            <w:pPr>
+              <w:pStyle w:val="Compact"/>
               <w:jc w:val="left"/>
             </w:pPr>
             <w:r>
-              <w:t xml:space="preserve">พิจารณาจาก 8 กลุ่ม</w:t>
+              <w:t xml:space="preserve">Collaborative Learning</w:t>
             </w:r>
           </w:p>
         </w:tc>
@@ -656,37 +545,11 @@
           <w:p>
             <w:pPr>
               <w:pStyle w:val="Compact"/>
-              <w:jc w:val="left"/>
-            </w:pPr>
-            <w:r>
-              <w:t xml:space="preserve">□ บรรลุ □ ยังไม่บรรลุ</w:t>
-            </w:r>
+            </w:pPr>
           </w:p>
         </w:tc>
       </w:tr>
     </w:tbl>
-    <w:bookmarkEnd w:id="21"/>
-    <w:bookmarkStart w:id="22" w:name="Xfe01062a655d305ea896ffd9e51258939901610"/>
-    <w:p>
-      <w:pPr>
-        <w:pStyle w:val="Heading1"/>
-      </w:pPr>
-      <w:r>
-        <w:t xml:space="preserve">3. ผลลัพธ์การเรียนรู้จากผลงานจริง</w:t>
-      </w:r>
-    </w:p>
-    <w:p>
-      <w:pPr>
-        <w:pStyle w:val="FirstParagraph"/>
-      </w:pPr>
-      <w:r>
-        <w:rPr>
-          <w:bCs/>
-          <w:b/>
-        </w:rPr>
-        <w:t xml:space="preserve">ด้านความรู้ (K)</w:t>
-      </w:r>
-    </w:p>
     <w:p>
       <w:r>
         <w:pict>
@@ -694,6 +557,44 @@
         </w:pict>
       </w:r>
     </w:p>
+    <w:bookmarkEnd w:id="27"/>
+    <w:bookmarkStart w:id="28" w:name="X172ecf4fcc5186de7b0aab1a27245bcb7163486"/>
+    <w:p>
+      <w:pPr>
+        <w:pStyle w:val="Heading1"/>
+      </w:pPr>
+      <w:r>
+        <w:t xml:space="preserve">4. หลักฐาน Before / After Feedback</w:t>
+      </w:r>
+    </w:p>
+    <w:p>
+      <w:pPr>
+        <w:pStyle w:val="FirstParagraph"/>
+      </w:pPr>
+      <w:r>
+        <w:t xml:space="preserve">ตัวอย่างพัฒนาการที่เห็นชัด:</w:t>
+      </w:r>
+      <w:r>
+        <w:t xml:space="preserve"> </w:t>
+      </w:r>
+      <w:r>
+        <w:t xml:space="preserve">....................................................................................</w:t>
+      </w:r>
+    </w:p>
+    <w:p>
+      <w:pPr>
+        <w:pStyle w:val="BodyText"/>
+      </w:pPr>
+      <w:r>
+        <w:t xml:space="preserve">คำถาม/Feedback ของครูที่ช่วยให้ผู้เรียนเปลี่ยนแนวคิด:</w:t>
+      </w:r>
+      <w:r>
+        <w:t xml:space="preserve"> </w:t>
+      </w:r>
+      <w:r>
+        <w:t xml:space="preserve">....................................................................................</w:t>
+      </w:r>
+    </w:p>
     <w:p>
       <w:r>
         <w:pict>
@@ -701,16 +602,82 @@
         </w:pict>
       </w:r>
     </w:p>
-    <w:p>
-      <w:pPr>
-        <w:pStyle w:val="FirstParagraph"/>
-      </w:pPr>
-      <w:r>
-        <w:rPr>
-          <w:bCs/>
-          <w:b/>
-        </w:rPr>
-        <w:t xml:space="preserve">ด้านทักษะ/กระบวนการ (P)</w:t>
+    <w:bookmarkEnd w:id="28"/>
+    <w:bookmarkStart w:id="29" w:name="Xb92237bc91198963d5ace1bcf24f23745310132"/>
+    <w:p>
+      <w:pPr>
+        <w:pStyle w:val="Heading1"/>
+      </w:pPr>
+      <w:r>
+        <w:t xml:space="preserve">5. ปัญหาและอุปสรรคจริง</w:t>
+      </w:r>
+    </w:p>
+    <w:p>
+      <w:pPr>
+        <w:numPr>
+          <w:ilvl w:val="0"/>
+          <w:numId w:val="1001"/>
+        </w:numPr>
+      </w:pPr>
+      <w:r>
+        <w:t xml:space="preserve">ด้านอุปกรณ์:</w:t>
+      </w:r>
+      <w:r>
+        <w:t xml:space="preserve"> </w:t>
+      </w:r>
+      <w:r>
+        <w:t xml:space="preserve">....................................................................................</w:t>
+      </w:r>
+    </w:p>
+    <w:p>
+      <w:pPr>
+        <w:numPr>
+          <w:ilvl w:val="0"/>
+          <w:numId w:val="1001"/>
+        </w:numPr>
+      </w:pPr>
+      <w:r>
+        <w:t xml:space="preserve">ด้านเครือข่าย/Browser:</w:t>
+      </w:r>
+      <w:r>
+        <w:t xml:space="preserve"> </w:t>
+      </w:r>
+      <w:r>
+        <w:t xml:space="preserve">....................................................................................</w:t>
+      </w:r>
+    </w:p>
+    <w:p>
+      <w:pPr>
+        <w:numPr>
+          <w:ilvl w:val="0"/>
+          <w:numId w:val="1001"/>
+        </w:numPr>
+      </w:pPr>
+      <w:r>
+        <w:t xml:space="preserve">ด้านความเข้าใจ:</w:t>
+      </w:r>
+      <w:r>
+        <w:t xml:space="preserve"> </w:t>
+      </w:r>
+      <w:r>
+        <w:t xml:space="preserve">....................................................................................</w:t>
+      </w:r>
+    </w:p>
+    <w:p>
+      <w:pPr>
+        <w:numPr>
+          <w:ilvl w:val="0"/>
+          <w:numId w:val="1001"/>
+        </w:numPr>
+      </w:pPr>
+      <w:r>
+        <w:t xml:space="preserve">ด้านเวลา:</w:t>
+      </w:r>
+      <w:r>
+        <w:t xml:space="preserve"> </w:t>
+      </w:r>
+      <w:r>
+        <w:t xml:space="preserve">....................................................................................</w:t>
       </w:r>
     </w:p>
     <w:p>
@@ -720,6 +687,44 @@
         </w:pict>
       </w:r>
     </w:p>
+    <w:bookmarkEnd w:id="29"/>
+    <w:bookmarkStart w:id="30" w:name="X2fdc4a6a0e088efb274c2b98fdb6bad6d697e16"/>
+    <w:p>
+      <w:pPr>
+        <w:pStyle w:val="Heading1"/>
+      </w:pPr>
+      <w:r>
+        <w:t xml:space="preserve">6. การช่วยเหลือผู้เรียน</w:t>
+      </w:r>
+    </w:p>
+    <w:p>
+      <w:pPr>
+        <w:pStyle w:val="FirstParagraph"/>
+      </w:pPr>
+      <w:r>
+        <w:t xml:space="preserve">ผู้เรียน/กลุ่มที่ต้องพัฒนาเพิ่มเติม:</w:t>
+      </w:r>
+      <w:r>
+        <w:t xml:space="preserve"> </w:t>
+      </w:r>
+      <w:r>
+        <w:t xml:space="preserve">....................................................................................</w:t>
+      </w:r>
+    </w:p>
+    <w:p>
+      <w:pPr>
+        <w:pStyle w:val="BodyText"/>
+      </w:pPr>
+      <w:r>
+        <w:t xml:space="preserve">วิธีช่วยเหลือ:</w:t>
+      </w:r>
+      <w:r>
+        <w:t xml:space="preserve"> </w:t>
+      </w:r>
+      <w:r>
+        <w:t xml:space="preserve">....................................................................................</w:t>
+      </w:r>
+    </w:p>
     <w:p>
       <w:r>
         <w:pict>
@@ -727,16 +732,22 @@
         </w:pict>
       </w:r>
     </w:p>
+    <w:bookmarkEnd w:id="30"/>
+    <w:bookmarkStart w:id="31" w:name="Xcde0ef9434baa5718716c0b47d21ab8626f28b4"/>
+    <w:p>
+      <w:pPr>
+        <w:pStyle w:val="Heading1"/>
+      </w:pPr>
+      <w:r>
+        <w:t xml:space="preserve">7. สิ่งที่จะปรับในคาบถัดไป</w:t>
+      </w:r>
+    </w:p>
     <w:p>
       <w:pPr>
         <w:pStyle w:val="FirstParagraph"/>
       </w:pPr>
       <w:r>
-        <w:rPr>
-          <w:bCs/>
-          <w:b/>
-        </w:rPr>
-        <w:t xml:space="preserve">ด้านคุณลักษณะและการทำงานร่วมกัน (A)</w:t>
+        <w:t xml:space="preserve">....................................................................................</w:t>
       </w:r>
     </w:p>
     <w:p>
@@ -746,250 +757,14 @@
         </w:pict>
       </w:r>
     </w:p>
-    <w:p>
-      <w:r>
-        <w:pict>
-          <v:rect style="width:0;height:1.5pt" o:hralign="center" o:hrstd="t" o:hr="t"/>
-        </w:pict>
-      </w:r>
-    </w:p>
-    <w:bookmarkEnd w:id="22"/>
-    <w:bookmarkStart w:id="23" w:name="X2b6602b33ee69a3f7d1835c0870276551e29e24"/>
+    <w:bookmarkEnd w:id="31"/>
+    <w:bookmarkStart w:id="32" w:name="X0dad1cbfa1c1ec5efd1b8f5e57aeadc07f887b0"/>
     <w:p>
       <w:pPr>
         <w:pStyle w:val="Heading1"/>
       </w:pPr>
       <w:r>
-        <w:t xml:space="preserve">4. วิเคราะห์ปัญหา - การแก้ไข - ผลหลังแก้ไข</w:t>
-      </w:r>
-    </w:p>
-    <w:tbl>
-      <w:tblPr>
-        <w:tblStyle w:val="Table"/>
-        <w:tblW w:type="auto" w:w="0"/>
-        <w:tblLook w:firstRow="1" w:lastRow="0" w:firstColumn="0" w:lastColumn="0" w:noHBand="0" w:noVBand="0" w:val="0020"/>
-        <w:jc w:val="start"/>
-      </w:tblPr>
-      <w:tblGrid>
-        <w:gridCol w:w="1980"/>
-        <w:gridCol w:w="1980"/>
-        <w:gridCol w:w="1980"/>
-        <w:gridCol w:w="1980"/>
-      </w:tblGrid>
-      <w:tr>
-        <w:trPr>
-          <w:tblHeader w:val="true"/>
-        </w:trPr>
-        <w:tc>
-          <w:tcPr/>
-          <w:p>
-            <w:pPr>
-              <w:pStyle w:val="Compact"/>
-              <w:jc w:val="left"/>
-            </w:pPr>
-            <w:r>
-              <w:rPr>
-                <w:bCs/>
-                <w:b/>
-              </w:rPr>
-              <w:t xml:space="preserve">ปัญหา/อาการ</w:t>
-            </w:r>
-          </w:p>
-        </w:tc>
-        <w:tc>
-          <w:tcPr/>
-          <w:p>
-            <w:pPr>
-              <w:pStyle w:val="Compact"/>
-              <w:jc w:val="left"/>
-            </w:pPr>
-            <w:r>
-              <w:rPr>
-                <w:bCs/>
-                <w:b/>
-              </w:rPr>
-              <w:t xml:space="preserve">หลักฐาน</w:t>
-            </w:r>
-          </w:p>
-        </w:tc>
-        <w:tc>
-          <w:tcPr/>
-          <w:p>
-            <w:pPr>
-              <w:pStyle w:val="Compact"/>
-              <w:jc w:val="left"/>
-            </w:pPr>
-            <w:r>
-              <w:rPr>
-                <w:bCs/>
-                <w:b/>
-              </w:rPr>
-              <w:t xml:space="preserve">การแก้ไขของครู</w:t>
-            </w:r>
-          </w:p>
-        </w:tc>
-        <w:tc>
-          <w:tcPr/>
-          <w:p>
-            <w:pPr>
-              <w:pStyle w:val="Compact"/>
-              <w:jc w:val="left"/>
-            </w:pPr>
-            <w:r>
-              <w:rPr>
-                <w:bCs/>
-                <w:b/>
-              </w:rPr>
-              <w:t xml:space="preserve">ผลหลังแก้ไข</w:t>
-            </w:r>
-          </w:p>
-        </w:tc>
-      </w:tr>
-      <w:tr>
-        <w:tc>
-          <w:tcPr/>
-          <w:p>
-            <w:pPr>
-              <w:pStyle w:val="Compact"/>
-            </w:pPr>
-          </w:p>
-        </w:tc>
-        <w:tc>
-          <w:tcPr/>
-          <w:p>
-            <w:pPr>
-              <w:pStyle w:val="Compact"/>
-            </w:pPr>
-          </w:p>
-        </w:tc>
-        <w:tc>
-          <w:tcPr/>
-          <w:p>
-            <w:pPr>
-              <w:pStyle w:val="Compact"/>
-            </w:pPr>
-          </w:p>
-        </w:tc>
-        <w:tc>
-          <w:tcPr/>
-          <w:p>
-            <w:pPr>
-              <w:pStyle w:val="Compact"/>
-            </w:pPr>
-          </w:p>
-        </w:tc>
-      </w:tr>
-      <w:tr>
-        <w:tc>
-          <w:tcPr/>
-          <w:p>
-            <w:pPr>
-              <w:pStyle w:val="Compact"/>
-            </w:pPr>
-          </w:p>
-        </w:tc>
-        <w:tc>
-          <w:tcPr/>
-          <w:p>
-            <w:pPr>
-              <w:pStyle w:val="Compact"/>
-            </w:pPr>
-          </w:p>
-        </w:tc>
-        <w:tc>
-          <w:tcPr/>
-          <w:p>
-            <w:pPr>
-              <w:pStyle w:val="Compact"/>
-            </w:pPr>
-          </w:p>
-        </w:tc>
-        <w:tc>
-          <w:tcPr/>
-          <w:p>
-            <w:pPr>
-              <w:pStyle w:val="Compact"/>
-            </w:pPr>
-          </w:p>
-        </w:tc>
-      </w:tr>
-      <w:tr>
-        <w:tc>
-          <w:tcPr/>
-          <w:p>
-            <w:pPr>
-              <w:pStyle w:val="Compact"/>
-            </w:pPr>
-          </w:p>
-        </w:tc>
-        <w:tc>
-          <w:tcPr/>
-          <w:p>
-            <w:pPr>
-              <w:pStyle w:val="Compact"/>
-            </w:pPr>
-          </w:p>
-        </w:tc>
-        <w:tc>
-          <w:tcPr/>
-          <w:p>
-            <w:pPr>
-              <w:pStyle w:val="Compact"/>
-            </w:pPr>
-          </w:p>
-        </w:tc>
-        <w:tc>
-          <w:tcPr/>
-          <w:p>
-            <w:pPr>
-              <w:pStyle w:val="Compact"/>
-            </w:pPr>
-          </w:p>
-        </w:tc>
-      </w:tr>
-      <w:tr>
-        <w:tc>
-          <w:tcPr/>
-          <w:p>
-            <w:pPr>
-              <w:pStyle w:val="Compact"/>
-            </w:pPr>
-          </w:p>
-        </w:tc>
-        <w:tc>
-          <w:tcPr/>
-          <w:p>
-            <w:pPr>
-              <w:pStyle w:val="Compact"/>
-            </w:pPr>
-          </w:p>
-        </w:tc>
-        <w:tc>
-          <w:tcPr/>
-          <w:p>
-            <w:pPr>
-              <w:pStyle w:val="Compact"/>
-            </w:pPr>
-          </w:p>
-        </w:tc>
-        <w:tc>
-          <w:tcPr/>
-          <w:p>
-            <w:pPr>
-              <w:pStyle w:val="Compact"/>
-            </w:pPr>
-          </w:p>
-        </w:tc>
-      </w:tr>
-    </w:tbl>
-    <w:bookmarkEnd w:id="23"/>
-    <w:bookmarkStart w:id="24" w:name="Xdd2340e99f9799884675a72ea2c4d16a69ead1a"/>
-    <w:p>
-      <w:pPr>
-        <w:pStyle w:val="Heading1"/>
-      </w:pPr>
-      <w:r>
-        <w:t xml:space="preserve">5. หลักฐานที่คัดเลือกประกอบ วPA</w:t>
+        <w:t xml:space="preserve">8. สรุปเชิงวิชาชีพ</w:t>
       </w:r>
     </w:p>
     <w:p>
@@ -997,73 +772,91 @@
         <w:pStyle w:val="FirstParagraph"/>
       </w:pPr>
       <w:r>
-        <w:t xml:space="preserve">□ แผนการจัดการเรียนรู้ฉบับที่ใช้จริง</w:t>
-      </w:r>
-    </w:p>
-    <w:p>
-      <w:pPr>
-        <w:pStyle w:val="BodyText"/>
-      </w:pPr>
-      <w:r>
-        <w:t xml:space="preserve">□ วิดีโอการจัดการเรียนรู้ที่เห็นพฤติกรรมผู้เรียน</w:t>
-      </w:r>
-    </w:p>
-    <w:p>
-      <w:pPr>
-        <w:pStyle w:val="BodyText"/>
-      </w:pPr>
-      <w:r>
-        <w:t xml:space="preserve">□ System Flow Diagram ตัวอย่างก่อน/หลังปรับ</w:t>
-      </w:r>
-    </w:p>
-    <w:p>
-      <w:pPr>
-        <w:pStyle w:val="BodyText"/>
-      </w:pPr>
-      <w:r>
-        <w:t xml:space="preserve">□ Challenge Before Feedback / After Feedback</w:t>
-      </w:r>
-    </w:p>
-    <w:p>
-      <w:pPr>
-        <w:pStyle w:val="BodyText"/>
-      </w:pPr>
-      <w:r>
-        <w:t xml:space="preserve">□ ภาพ/คลิป AI Station, ESP32 Station, Integration Station</w:t>
-      </w:r>
-    </w:p>
-    <w:p>
-      <w:pPr>
-        <w:pStyle w:val="BodyText"/>
-      </w:pPr>
-      <w:r>
-        <w:t xml:space="preserve">□ ผล AR Post-test / CSV และรายงานสรุปทั้งห้อง</w:t>
-      </w:r>
-    </w:p>
-    <w:p>
-      <w:pPr>
-        <w:pStyle w:val="BodyText"/>
-      </w:pPr>
-      <w:r>
-        <w:t xml:space="preserve">□ แบบประเมินสมรรถนะและคุณลักษณะจากผลงานจริง</w:t>
-      </w:r>
-    </w:p>
-    <w:p>
-      <w:pPr>
-        <w:pStyle w:val="BodyText"/>
-      </w:pPr>
-      <w:r>
-        <w:t xml:space="preserve">□ Reflection ของผู้เรียน</w:t>
-      </w:r>
-    </w:p>
-    <w:bookmarkEnd w:id="24"/>
-    <w:bookmarkStart w:id="25" w:name="Xb4e1ed87b43320c3ecdd13d6c17e08254a28da2"/>
-    <w:p>
-      <w:pPr>
-        <w:pStyle w:val="Heading1"/>
-      </w:pPr>
-      <w:r>
-        <w:t xml:space="preserve">6. ข้อความสรุปผลสำหรับปรับใช้ในรายงาน</w:t>
+        <w:t xml:space="preserve">ให้สรุปจากหลักฐานจริงตามโครง</w:t>
+      </w:r>
+    </w:p>
+    <w:p>
+      <w:pPr>
+        <w:numPr>
+          <w:ilvl w:val="0"/>
+          <w:numId w:val="1002"/>
+        </w:numPr>
+        <w:pStyle w:val="Compact"/>
+      </w:pPr>
+      <w:r>
+        <w:t xml:space="preserve">ปัญหาที่พบ</w:t>
+      </w:r>
+    </w:p>
+    <w:p>
+      <w:pPr>
+        <w:numPr>
+          <w:ilvl w:val="0"/>
+          <w:numId w:val="1002"/>
+        </w:numPr>
+        <w:pStyle w:val="Compact"/>
+      </w:pPr>
+      <w:r>
+        <w:t xml:space="preserve">วิธีจัดการเรียนรู้</w:t>
+      </w:r>
+    </w:p>
+    <w:p>
+      <w:pPr>
+        <w:numPr>
+          <w:ilvl w:val="0"/>
+          <w:numId w:val="1002"/>
+        </w:numPr>
+        <w:pStyle w:val="Compact"/>
+      </w:pPr>
+      <w:r>
+        <w:t xml:space="preserve">สิ่งที่ผู้เรียนทำ</w:t>
+      </w:r>
+    </w:p>
+    <w:p>
+      <w:pPr>
+        <w:numPr>
+          <w:ilvl w:val="0"/>
+          <w:numId w:val="1002"/>
+        </w:numPr>
+        <w:pStyle w:val="Compact"/>
+      </w:pPr>
+      <w:r>
+        <w:t xml:space="preserve">Feedback ที่เกิดขึ้น</w:t>
+      </w:r>
+    </w:p>
+    <w:p>
+      <w:pPr>
+        <w:numPr>
+          <w:ilvl w:val="0"/>
+          <w:numId w:val="1002"/>
+        </w:numPr>
+        <w:pStyle w:val="Compact"/>
+      </w:pPr>
+      <w:r>
+        <w:t xml:space="preserve">ผลลัพธ์ที่ตรวจสอบได้</w:t>
+      </w:r>
+    </w:p>
+    <w:p>
+      <w:pPr>
+        <w:numPr>
+          <w:ilvl w:val="0"/>
+          <w:numId w:val="1002"/>
+        </w:numPr>
+        <w:pStyle w:val="Compact"/>
+      </w:pPr>
+      <w:r>
+        <w:t xml:space="preserve">จุดที่ยังไม่บรรลุ</w:t>
+      </w:r>
+    </w:p>
+    <w:p>
+      <w:pPr>
+        <w:numPr>
+          <w:ilvl w:val="0"/>
+          <w:numId w:val="1002"/>
+        </w:numPr>
+        <w:pStyle w:val="Compact"/>
+      </w:pPr>
+      <w:r>
+        <w:t xml:space="preserve">แผนพัฒนาครั้งถัดไป</w:t>
       </w:r>
     </w:p>
     <w:p>
@@ -1071,54 +864,10 @@
         <w:pStyle w:val="FirstParagraph"/>
       </w:pPr>
       <w:r>
-        <w:t xml:space="preserve">จากการจัดกิจกรรมการเรียนรู้เรื่อง AI to ESP32 ด้วยกระบวนการ Active Learning แบบ 5E ร่วมกับ Collaborative Learning นักเรียนจำนวน ______ คน จาก ______ คน ผ่านเกณฑ์ Post-test ร้อยละ 70 จำนวน ______ คน คิดเป็นร้อยละ ______</w:t>
-      </w:r>
-    </w:p>
-    <w:p>
-      <w:pPr>
-        <w:pStyle w:val="BodyText"/>
-      </w:pPr>
-      <w:r>
-        <w:t xml:space="preserve">ผลการปฏิบัติจริงพบว่า นักเรียนจำนวน ______ คน คิดเป็นร้อยละ ______ สามารถสาธิตระบบ อธิบาย Data Flow และใช้หลักฐานแก้ปัญหาได้ในระดับดีขึ้นไป</w:t>
-      </w:r>
-    </w:p>
-    <w:p>
-      <w:pPr>
-        <w:pStyle w:val="BodyText"/>
-      </w:pPr>
-      <w:r>
-        <w:t xml:space="preserve">หลักฐาน Challenge ก่อนและหลัง Feedback แสดงให้เห็นว่า ____________________________________________________________________________</w:t>
-      </w:r>
-    </w:p>
-    <w:p>
-      <w:pPr>
-        <w:pStyle w:val="BodyText"/>
-      </w:pPr>
-      <w:r>
-        <w:t xml:space="preserve">แนวทางปรับปรุงการจัดการเรียนรู้ครั้งต่อไป คือ ____________________________________________________________________________</w:t>
-      </w:r>
-    </w:p>
-    <w:p>
-      <w:pPr>
-        <w:pStyle w:val="BodyText"/>
-      </w:pPr>
-      <w:r>
-        <w:t xml:space="preserve">ลงชื่อ ............................................................ ผู้สอน</w:t>
-      </w:r>
-      <w:r>
-        <w:br/>
-      </w:r>
-      <w:r>
-        <w:t xml:space="preserve">(นายศิวัสว์ โตนอก)</w:t>
-      </w:r>
-      <w:r>
-        <w:br/>
-      </w:r>
-      <w:r>
-        <w:t xml:space="preserve">วันที่ ........../........../..........</w:t>
-      </w:r>
-    </w:p>
-    <w:bookmarkEnd w:id="25"/>
+        <w:t xml:space="preserve">หลีกเลี่ยงข้อความรับรองผลเกินกว่าข้อมูลที่มี</w:t>
+      </w:r>
+    </w:p>
+    <w:bookmarkEnd w:id="32"/>
     <w:sectPr/>
   </w:body>
 </w:document>
@@ -1225,8 +974,202 @@
       </w:pPr>
     </w:lvl>
   </w:abstractNum>
+  <w:abstractNum w:abstractNumId="991">
+    <w:nsid w:val="A991"/>
+    <w:multiLevelType w:val="multilevel"/>
+    <w:lvl w:ilvl="0">
+      <w:numFmt w:val="bullet"/>
+      <w:lvlText w:val="•"/>
+      <w:lvlJc w:val="left"/>
+      <w:pPr>
+        <w:ind w:left="720" w:hanging="480"/>
+      </w:pPr>
+    </w:lvl>
+    <w:lvl w:ilvl="1">
+      <w:numFmt w:val="bullet"/>
+      <w:lvlText w:val="–"/>
+      <w:lvlJc w:val="left"/>
+      <w:pPr>
+        <w:ind w:left="1440" w:hanging="480"/>
+      </w:pPr>
+    </w:lvl>
+    <w:lvl w:ilvl="2">
+      <w:numFmt w:val="bullet"/>
+      <w:lvlText w:val="•"/>
+      <w:lvlJc w:val="left"/>
+      <w:pPr>
+        <w:ind w:left="2160" w:hanging="480"/>
+      </w:pPr>
+    </w:lvl>
+    <w:lvl w:ilvl="3">
+      <w:numFmt w:val="bullet"/>
+      <w:lvlText w:val="–"/>
+      <w:lvlJc w:val="left"/>
+      <w:pPr>
+        <w:ind w:left="2880" w:hanging="480"/>
+      </w:pPr>
+    </w:lvl>
+    <w:lvl w:ilvl="4">
+      <w:numFmt w:val="bullet"/>
+      <w:lvlText w:val="•"/>
+      <w:lvlJc w:val="left"/>
+      <w:pPr>
+        <w:ind w:left="3600" w:hanging="480"/>
+      </w:pPr>
+    </w:lvl>
+    <w:lvl w:ilvl="5">
+      <w:numFmt w:val="bullet"/>
+      <w:lvlText w:val="–"/>
+      <w:lvlJc w:val="left"/>
+      <w:pPr>
+        <w:ind w:left="4320" w:hanging="480"/>
+      </w:pPr>
+    </w:lvl>
+    <w:lvl w:ilvl="6">
+      <w:numFmt w:val="bullet"/>
+      <w:lvlText w:val="•"/>
+      <w:lvlJc w:val="left"/>
+      <w:pPr>
+        <w:ind w:left="5040" w:hanging="480"/>
+      </w:pPr>
+    </w:lvl>
+    <w:lvl w:ilvl="7">
+      <w:numFmt w:val="bullet"/>
+      <w:lvlText w:val="–"/>
+      <w:lvlJc w:val="left"/>
+      <w:pPr>
+        <w:ind w:left="5760" w:hanging="480"/>
+      </w:pPr>
+    </w:lvl>
+    <w:lvl w:ilvl="8">
+      <w:numFmt w:val="bullet"/>
+      <w:lvlText w:val="•"/>
+      <w:lvlJc w:val="left"/>
+      <w:pPr>
+        <w:ind w:left="6480" w:hanging="480"/>
+      </w:pPr>
+    </w:lvl>
+  </w:abstractNum>
+  <w:abstractNum w:abstractNumId="99411">
+    <w:nsid w:val="A99411"/>
+    <w:multiLevelType w:val="multilevel"/>
+    <w:lvl w:ilvl="0">
+      <w:start w:val="1"/>
+      <w:numFmt w:val="decimal"/>
+      <w:lvlText w:val="%1."/>
+      <w:lvlJc w:val="left"/>
+      <w:pPr>
+        <w:ind w:left="720" w:hanging="480"/>
+      </w:pPr>
+    </w:lvl>
+    <w:lvl w:ilvl="1">
+      <w:start w:val="1"/>
+      <w:numFmt w:val="decimal"/>
+      <w:lvlText w:val="%2."/>
+      <w:lvlJc w:val="left"/>
+      <w:pPr>
+        <w:ind w:left="1440" w:hanging="480"/>
+      </w:pPr>
+    </w:lvl>
+    <w:lvl w:ilvl="2">
+      <w:start w:val="1"/>
+      <w:numFmt w:val="decimal"/>
+      <w:lvlText w:val="%3."/>
+      <w:lvlJc w:val="left"/>
+      <w:pPr>
+        <w:ind w:left="2160" w:hanging="480"/>
+      </w:pPr>
+    </w:lvl>
+    <w:lvl w:ilvl="3">
+      <w:start w:val="1"/>
+      <w:numFmt w:val="decimal"/>
+      <w:lvlText w:val="%4."/>
+      <w:lvlJc w:val="left"/>
+      <w:pPr>
+        <w:ind w:left="2880" w:hanging="480"/>
+      </w:pPr>
+    </w:lvl>
+    <w:lvl w:ilvl="4">
+      <w:start w:val="1"/>
+      <w:numFmt w:val="decimal"/>
+      <w:lvlText w:val="%5."/>
+      <w:lvlJc w:val="left"/>
+      <w:pPr>
+        <w:ind w:left="3600" w:hanging="480"/>
+      </w:pPr>
+    </w:lvl>
+    <w:lvl w:ilvl="5">
+      <w:start w:val="1"/>
+      <w:numFmt w:val="decimal"/>
+      <w:lvlText w:val="%6."/>
+      <w:lvlJc w:val="left"/>
+      <w:pPr>
+        <w:ind w:left="4320" w:hanging="480"/>
+      </w:pPr>
+    </w:lvl>
+    <w:lvl w:ilvl="6">
+      <w:start w:val="1"/>
+      <w:numFmt w:val="decimal"/>
+      <w:lvlText w:val="%7."/>
+      <w:lvlJc w:val="left"/>
+      <w:pPr>
+        <w:ind w:left="5040" w:hanging="480"/>
+      </w:pPr>
+    </w:lvl>
+    <w:lvl w:ilvl="7">
+      <w:start w:val="1"/>
+      <w:numFmt w:val="decimal"/>
+      <w:lvlText w:val="%8."/>
+      <w:lvlJc w:val="left"/>
+      <w:pPr>
+        <w:ind w:left="5760" w:hanging="480"/>
+      </w:pPr>
+    </w:lvl>
+    <w:lvl w:ilvl="8">
+      <w:start w:val="1"/>
+      <w:numFmt w:val="decimal"/>
+      <w:lvlText w:val="%9."/>
+      <w:lvlJc w:val="left"/>
+      <w:pPr>
+        <w:ind w:left="6480" w:hanging="480"/>
+      </w:pPr>
+    </w:lvl>
+  </w:abstractNum>
   <w:num w:numId="1000">
     <w:abstractNumId w:val="990"/>
+  </w:num>
+  <w:num w:numId="1001">
+    <w:abstractNumId w:val="991"/>
+  </w:num>
+  <w:num w:numId="1002">
+    <w:abstractNumId w:val="99411"/>
+    <w:lvlOverride w:ilvl="0">
+      <w:startOverride w:val="1"/>
+    </w:lvlOverride>
+    <w:lvlOverride w:ilvl="1">
+      <w:startOverride w:val="1"/>
+    </w:lvlOverride>
+    <w:lvlOverride w:ilvl="2">
+      <w:startOverride w:val="1"/>
+    </w:lvlOverride>
+    <w:lvlOverride w:ilvl="3">
+      <w:startOverride w:val="1"/>
+    </w:lvlOverride>
+    <w:lvlOverride w:ilvl="4">
+      <w:startOverride w:val="1"/>
+    </w:lvlOverride>
+    <w:lvlOverride w:ilvl="5">
+      <w:startOverride w:val="1"/>
+    </w:lvlOverride>
+    <w:lvlOverride w:ilvl="6">
+      <w:startOverride w:val="1"/>
+    </w:lvlOverride>
+    <w:lvlOverride w:ilvl="7">
+      <w:startOverride w:val="1"/>
+    </w:lvlOverride>
+    <w:lvlOverride w:ilvl="8">
+      <w:startOverride w:val="1"/>
+    </w:lvlOverride>
   </w:num>
 </w:numbering>
 </file>

--- a/WPA_Submission/docs/09_แบบบันทึกหลังสอนและสรุปผล_WPA.docx
+++ b/WPA_Submission/docs/09_แบบบันทึกหลังสอนและสรุปผล_WPA.docx
@@ -39,7 +39,7 @@
         <w:pStyle w:val="BlockText"/>
       </w:pPr>
       <w:r>
-        <w:t xml:space="preserve">เอกสารนี้เป็นแบบบันทึกสำหรับกรอกผลจริงหลังสอน ห้ามใส่ค่าตัวอย่างเป็นผลจริง</w:t>
+        <w:t xml:space="preserve">กรอกเฉพาะผลจริงหลังสอน ห้ามใช้ค่าตัวอย่างแทนผลจริง</w:t>
       </w:r>
     </w:p>
     <w:p>
@@ -51,7 +51,7 @@
     </w:p>
     <w:bookmarkEnd w:id="20"/>
     <w:bookmarkEnd w:id="21"/>
-    <w:bookmarkStart w:id="25" w:name="X28833e2bd6a33ccb61851f4a7c21bb9e0f3ccad"/>
+    <w:bookmarkStart w:id="22" w:name="X28833e2bd6a33ccb61851f4a7c21bb9e0f3ccad"/>
     <w:p>
       <w:pPr>
         <w:pStyle w:val="Heading1"/>
@@ -60,21 +60,24 @@
         <w:t xml:space="preserve">1. ผลตามจุดประสงค์</w:t>
       </w:r>
     </w:p>
-    <w:bookmarkStart w:id="22" w:name="ความรู้"/>
-    <w:p>
-      <w:pPr>
-        <w:pStyle w:val="Heading2"/>
-      </w:pPr>
-      <w:r>
-        <w:t xml:space="preserve">ความรู้</w:t>
-      </w:r>
-    </w:p>
     <w:p>
       <w:pPr>
         <w:pStyle w:val="FirstParagraph"/>
       </w:pPr>
       <w:r>
-        <w:t xml:space="preserve">จำนวนผู้เรียนที่อธิบายบทบาท Browser/AI และ ESP32 ได้ตามเกณฑ์ ____ คน คิดเป็น ____%</w:t>
+        <w:t xml:space="preserve">ความรู้: ผู้เรียนที่อธิบาย Browser/AI และ ESP32 ได้ตามเกณฑ์ ____ คน ____%</w:t>
+      </w:r>
+      <w:r>
+        <w:br/>
+      </w:r>
+      <w:r>
+        <w:t xml:space="preserve">ทักษะ: ผู้เรียนที่ Debug จากหลักฐานได้ระดับดีขึ้นไป ____ คน ____%</w:t>
+      </w:r>
+      <w:r>
+        <w:br/>
+      </w:r>
+      <w:r>
+        <w:t xml:space="preserve">การประยุกต์: ผู้เรียนที่ Application Design ระดับดีขึ้นไป ____ คน ____%</w:t>
       </w:r>
     </w:p>
     <w:p>
@@ -85,60 +88,10 @@
         <w:t xml:space="preserve">หลักฐาน:</w:t>
       </w:r>
       <w:r>
-        <w:t xml:space="preserve"> </w:t>
+        <w:br/>
       </w:r>
       <w:r>
         <w:t xml:space="preserve">....................................................................................</w:t>
-      </w:r>
-    </w:p>
-    <w:bookmarkEnd w:id="22"/>
-    <w:bookmarkStart w:id="23" w:name="ทักษะ"/>
-    <w:p>
-      <w:pPr>
-        <w:pStyle w:val="Heading2"/>
-      </w:pPr>
-      <w:r>
-        <w:t xml:space="preserve">ทักษะ</w:t>
-      </w:r>
-    </w:p>
-    <w:p>
-      <w:pPr>
-        <w:pStyle w:val="FirstParagraph"/>
-      </w:pPr>
-      <w:r>
-        <w:t xml:space="preserve">จำนวนผู้เรียนที่ Debug จากหลักฐานและลำดับการทดสอบได้ระดับดีขึ้นไป ____ คน คิดเป็น ____%</w:t>
-      </w:r>
-    </w:p>
-    <w:p>
-      <w:pPr>
-        <w:pStyle w:val="BodyText"/>
-      </w:pPr>
-      <w:r>
-        <w:t xml:space="preserve">หลักฐาน:</w:t>
-      </w:r>
-      <w:r>
-        <w:t xml:space="preserve"> </w:t>
-      </w:r>
-      <w:r>
-        <w:t xml:space="preserve">....................................................................................</w:t>
-      </w:r>
-    </w:p>
-    <w:bookmarkEnd w:id="23"/>
-    <w:bookmarkStart w:id="24" w:name="การประยุกต์"/>
-    <w:p>
-      <w:pPr>
-        <w:pStyle w:val="Heading2"/>
-      </w:pPr>
-      <w:r>
-        <w:t xml:space="preserve">การประยุกต์</w:t>
-      </w:r>
-    </w:p>
-    <w:p>
-      <w:pPr>
-        <w:pStyle w:val="FirstParagraph"/>
-      </w:pPr>
-      <w:r>
-        <w:t xml:space="preserve">จำนวนผู้เรียนที่ออกแบบ Application Design Card ได้ระดับดีขึ้นไป ____ คน คิดเป็น ____%</w:t>
       </w:r>
     </w:p>
     <w:p>
@@ -148,15 +101,213 @@
         </w:pict>
       </w:r>
     </w:p>
+    <w:bookmarkEnd w:id="22"/>
+    <w:bookmarkStart w:id="26" w:name="Xc4c54ff6df31162bf598265671174f2a04eb223"/>
+    <w:p>
+      <w:pPr>
+        <w:pStyle w:val="Heading1"/>
+      </w:pPr>
+      <w:r>
+        <w:t xml:space="preserve">2. ผล Mentimeter ท้าย Explore</w:t>
+      </w:r>
+    </w:p>
+    <w:bookmarkStart w:id="23" w:name="q1-open-ended"/>
+    <w:p>
+      <w:pPr>
+        <w:pStyle w:val="Heading2"/>
+      </w:pPr>
+      <w:r>
+        <w:t xml:space="preserve">Q1 Open-ended</w:t>
+      </w:r>
+    </w:p>
+    <w:p>
+      <w:pPr>
+        <w:pStyle w:val="FirstParagraph"/>
+      </w:pPr>
+      <w:r>
+        <w:t xml:space="preserve">ประเด็นที่ผู้เรียนพบมากที่สุด:</w:t>
+      </w:r>
+      <w:r>
+        <w:br/>
+      </w:r>
+      <w:r>
+        <w:t xml:space="preserve">....................................................................................</w:t>
+      </w:r>
+    </w:p>
+    <w:p>
+      <w:pPr>
+        <w:pStyle w:val="BodyText"/>
+      </w:pPr>
+      <w:r>
+        <w:t xml:space="preserve">หลักฐาน/คำที่สะท้อนความเข้าใจถูก:</w:t>
+      </w:r>
+      <w:r>
+        <w:br/>
+      </w:r>
+      <w:r>
+        <w:t xml:space="preserve">....................................................................................</w:t>
+      </w:r>
+    </w:p>
+    <w:p>
+      <w:pPr>
+        <w:pStyle w:val="BodyText"/>
+      </w:pPr>
+      <w:r>
+        <w:t xml:space="preserve">Misconception ที่พบ:</w:t>
+      </w:r>
+      <w:r>
+        <w:br/>
+      </w:r>
+      <w:r>
+        <w:t xml:space="preserve">....................................................................................</w:t>
+      </w:r>
+    </w:p>
+    <w:bookmarkEnd w:id="23"/>
+    <w:bookmarkStart w:id="24" w:name="q2-multiple-choice"/>
+    <w:p>
+      <w:pPr>
+        <w:pStyle w:val="Heading2"/>
+      </w:pPr>
+      <w:r>
+        <w:t xml:space="preserve">Q2 Multiple Choice</w:t>
+      </w:r>
+    </w:p>
+    <w:p>
+      <w:pPr>
+        <w:pStyle w:val="FirstParagraph"/>
+      </w:pPr>
+      <w:r>
+        <w:t xml:space="preserve">A ____ กลุ่ม / B ____ กลุ่ม / C ____ กลุ่ม / D ____ กลุ่ม</w:t>
+      </w:r>
+    </w:p>
+    <w:p>
+      <w:pPr>
+        <w:pStyle w:val="BodyText"/>
+      </w:pPr>
+      <w:r>
+        <w:t xml:space="preserve">คำตอบที่เลือกมากที่สุด: ______</w:t>
+      </w:r>
+    </w:p>
     <w:bookmarkEnd w:id="24"/>
+    <w:bookmarkStart w:id="25" w:name="ครูใช้ผลอย่างไรเข้าสู่-explain"/>
+    <w:p>
+      <w:pPr>
+        <w:pStyle w:val="Heading2"/>
+      </w:pPr>
+      <w:r>
+        <w:t xml:space="preserve">ครูใช้ผลอย่างไรเข้าสู่ Explain</w:t>
+      </w:r>
+    </w:p>
+    <w:p>
+      <w:pPr>
+        <w:pStyle w:val="FirstParagraph"/>
+      </w:pPr>
+      <w:r>
+        <w:t xml:space="preserve">คำตอบ/กลุ่มที่เลือกอภิปราย:</w:t>
+      </w:r>
+      <w:r>
+        <w:br/>
+      </w:r>
+      <w:r>
+        <w:t xml:space="preserve">....................................................................................</w:t>
+      </w:r>
+    </w:p>
+    <w:p>
+      <w:pPr>
+        <w:pStyle w:val="BodyText"/>
+      </w:pPr>
+      <w:r>
+        <w:t xml:space="preserve">คำถามต่อยอดที่ใช้:</w:t>
+      </w:r>
+      <w:r>
+        <w:br/>
+      </w:r>
+      <w:r>
+        <w:t xml:space="preserve">....................................................................................</w:t>
+      </w:r>
+    </w:p>
+    <w:p>
+      <w:pPr>
+        <w:pStyle w:val="BodyText"/>
+      </w:pPr>
+      <w:r>
+        <w:t xml:space="preserve">สิ่งที่ผู้เรียนเปลี่ยนความเข้าใจหลังอภิปราย:</w:t>
+      </w:r>
+      <w:r>
+        <w:br/>
+      </w:r>
+      <w:r>
+        <w:t xml:space="preserve">....................................................................................</w:t>
+      </w:r>
+    </w:p>
+    <w:p>
+      <w:pPr>
+        <w:pStyle w:val="BodyText"/>
+      </w:pPr>
+      <w:r>
+        <w:t xml:space="preserve">หลักฐานแนบ:</w:t>
+      </w:r>
+    </w:p>
+    <w:p>
+      <w:pPr>
+        <w:numPr>
+          <w:ilvl w:val="0"/>
+          <w:numId w:val="1001"/>
+        </w:numPr>
+        <w:pStyle w:val="Compact"/>
+      </w:pPr>
+      <w:r>
+        <w:t xml:space="preserve">☐ Screenshot Q1</w:t>
+      </w:r>
+    </w:p>
+    <w:p>
+      <w:pPr>
+        <w:numPr>
+          <w:ilvl w:val="0"/>
+          <w:numId w:val="1001"/>
+        </w:numPr>
+        <w:pStyle w:val="Compact"/>
+      </w:pPr>
+      <w:r>
+        <w:t xml:space="preserve">☐ Screenshot Q2</w:t>
+      </w:r>
+    </w:p>
+    <w:p>
+      <w:pPr>
+        <w:numPr>
+          <w:ilvl w:val="0"/>
+          <w:numId w:val="1001"/>
+        </w:numPr>
+        <w:pStyle w:val="Compact"/>
+      </w:pPr>
+      <w:r>
+        <w:t xml:space="preserve">☐ คลิป Menti → Explain</w:t>
+      </w:r>
+    </w:p>
+    <w:p>
+      <w:pPr>
+        <w:pStyle w:val="BlockText"/>
+      </w:pPr>
+      <w:r>
+        <w:t xml:space="preserve">Mentimeter ใช้เป็น Formative Assessment ไม่ใช่คะแนนผลสัมฤทธิ์หลัก</w:t>
+      </w:r>
+    </w:p>
+    <w:p>
+      <w:r>
+        <w:pict>
+          <v:rect style="width:0;height:1.5pt" o:hralign="center" o:hrstd="t" o:hr="t"/>
+        </w:pict>
+      </w:r>
+    </w:p>
     <w:bookmarkEnd w:id="25"/>
-    <w:bookmarkStart w:id="26" w:name="Xeb778f27c15943aa5a5460011164fae90ed02a6"/>
+    <w:bookmarkEnd w:id="26"/>
+    <w:bookmarkStart w:id="27" w:name="Xb472b247f55afb831bbe234bb32b5497a170dcd"/>
     <w:p>
       <w:pPr>
         <w:pStyle w:val="Heading1"/>
       </w:pPr>
       <w:r>
-        <w:t xml:space="preserve">2. ผล Pre/Post</w:t>
+        <w:t xml:space="preserve">3. ผล Pre/Post</w:t>
       </w:r>
     </w:p>
     <w:tbl>
@@ -345,14 +496,14 @@
         </w:pict>
       </w:r>
     </w:p>
-    <w:bookmarkEnd w:id="26"/>
-    <w:bookmarkStart w:id="27" w:name="X4b70e36b5fdc6319445e924368a8bbd76fae0ba"/>
+    <w:bookmarkEnd w:id="27"/>
+    <w:bookmarkStart w:id="28" w:name="X84194834b05717576aaa8c5d97cd0d6e0180b8b"/>
     <w:p>
       <w:pPr>
         <w:pStyle w:val="Heading1"/>
       </w:pPr>
       <w:r>
-        <w:t xml:space="preserve">3. ผลการปฏิบัติจริง</w:t>
+        <w:t xml:space="preserve">4. ผลการปฏิบัติจริง</w:t>
       </w:r>
     </w:p>
     <w:tbl>
@@ -448,7 +599,7 @@
               <w:jc w:val="left"/>
             </w:pPr>
             <w:r>
-              <w:t xml:space="preserve">Integration</w:t>
+              <w:t xml:space="preserve">Integration / Data Flow</w:t>
             </w:r>
           </w:p>
         </w:tc>
@@ -557,14 +708,14 @@
         </w:pict>
       </w:r>
     </w:p>
-    <w:bookmarkEnd w:id="27"/>
-    <w:bookmarkStart w:id="28" w:name="X172ecf4fcc5186de7b0aab1a27245bcb7163486"/>
+    <w:bookmarkEnd w:id="28"/>
+    <w:bookmarkStart w:id="29" w:name="X4f2157b77ac20f9705124f7330984deee7930b7"/>
     <w:p>
       <w:pPr>
         <w:pStyle w:val="Heading1"/>
       </w:pPr>
       <w:r>
-        <w:t xml:space="preserve">4. หลักฐาน Before / After Feedback</w:t>
+        <w:t xml:space="preserve">5. Before / After Feedback</w:t>
       </w:r>
     </w:p>
     <w:p>
@@ -575,7 +726,7 @@
         <w:t xml:space="preserve">ตัวอย่างพัฒนาการที่เห็นชัด:</w:t>
       </w:r>
       <w:r>
-        <w:t xml:space="preserve"> </w:t>
+        <w:br/>
       </w:r>
       <w:r>
         <w:t xml:space="preserve">....................................................................................</w:t>
@@ -586,10 +737,10 @@
         <w:pStyle w:val="BodyText"/>
       </w:pPr>
       <w:r>
-        <w:t xml:space="preserve">คำถาม/Feedback ของครูที่ช่วยให้ผู้เรียนเปลี่ยนแนวคิด:</w:t>
-      </w:r>
-      <w:r>
-        <w:t xml:space="preserve"> </w:t>
+        <w:t xml:space="preserve">Feedback ที่ทำให้ผู้เรียนเปลี่ยนแนวคิด:</w:t>
+      </w:r>
+      <w:r>
+        <w:br/>
       </w:r>
       <w:r>
         <w:t xml:space="preserve">....................................................................................</w:t>
@@ -602,82 +753,46 @@
         </w:pict>
       </w:r>
     </w:p>
-    <w:bookmarkEnd w:id="28"/>
-    <w:bookmarkStart w:id="29" w:name="Xb92237bc91198963d5ace1bcf24f23745310132"/>
+    <w:bookmarkEnd w:id="29"/>
+    <w:bookmarkStart w:id="30" w:name="X95d788a4e0b78cfe937f9495277d3333826c4b3"/>
     <w:p>
       <w:pPr>
         <w:pStyle w:val="Heading1"/>
       </w:pPr>
       <w:r>
-        <w:t xml:space="preserve">5. ปัญหาและอุปสรรคจริง</w:t>
-      </w:r>
-    </w:p>
-    <w:p>
-      <w:pPr>
-        <w:numPr>
-          <w:ilvl w:val="0"/>
-          <w:numId w:val="1001"/>
-        </w:numPr>
-      </w:pPr>
-      <w:r>
-        <w:t xml:space="preserve">ด้านอุปกรณ์:</w:t>
-      </w:r>
-      <w:r>
-        <w:t xml:space="preserve"> </w:t>
-      </w:r>
-      <w:r>
-        <w:t xml:space="preserve">....................................................................................</w:t>
-      </w:r>
-    </w:p>
-    <w:p>
-      <w:pPr>
-        <w:numPr>
-          <w:ilvl w:val="0"/>
-          <w:numId w:val="1001"/>
-        </w:numPr>
-      </w:pPr>
-      <w:r>
-        <w:t xml:space="preserve">ด้านเครือข่าย/Browser:</w:t>
-      </w:r>
-      <w:r>
-        <w:t xml:space="preserve"> </w:t>
-      </w:r>
-      <w:r>
-        <w:t xml:space="preserve">....................................................................................</w:t>
-      </w:r>
-    </w:p>
-    <w:p>
-      <w:pPr>
-        <w:numPr>
-          <w:ilvl w:val="0"/>
-          <w:numId w:val="1001"/>
-        </w:numPr>
-      </w:pPr>
-      <w:r>
-        <w:t xml:space="preserve">ด้านความเข้าใจ:</w:t>
-      </w:r>
-      <w:r>
-        <w:t xml:space="preserve"> </w:t>
-      </w:r>
-      <w:r>
-        <w:t xml:space="preserve">....................................................................................</w:t>
-      </w:r>
-    </w:p>
-    <w:p>
-      <w:pPr>
-        <w:numPr>
-          <w:ilvl w:val="0"/>
-          <w:numId w:val="1001"/>
-        </w:numPr>
-      </w:pPr>
-      <w:r>
-        <w:t xml:space="preserve">ด้านเวลา:</w:t>
-      </w:r>
-      <w:r>
-        <w:t xml:space="preserve"> </w:t>
-      </w:r>
-      <w:r>
-        <w:t xml:space="preserve">....................................................................................</w:t>
+        <w:t xml:space="preserve">6. ปัญหาและอุปสรรคจริง</w:t>
+      </w:r>
+    </w:p>
+    <w:p>
+      <w:pPr>
+        <w:pStyle w:val="FirstParagraph"/>
+      </w:pPr>
+      <w:r>
+        <w:t xml:space="preserve">อุปกรณ์: .........................................................................</w:t>
+      </w:r>
+      <w:r>
+        <w:br/>
+      </w:r>
+      <w:r>
+        <w:t xml:space="preserve">เครือข่าย/Browser: .............................................................</w:t>
+      </w:r>
+      <w:r>
+        <w:br/>
+      </w:r>
+      <w:r>
+        <w:t xml:space="preserve">Mentimeter/อินเทอร์เน็ต: .......................................................</w:t>
+      </w:r>
+      <w:r>
+        <w:br/>
+      </w:r>
+      <w:r>
+        <w:t xml:space="preserve">ความเข้าใจ: .....................................................................</w:t>
+      </w:r>
+      <w:r>
+        <w:br/>
+      </w:r>
+      <w:r>
+        <w:t xml:space="preserve">เวลา: ..............................................................................</w:t>
       </w:r>
     </w:p>
     <w:p>
@@ -687,14 +802,14 @@
         </w:pict>
       </w:r>
     </w:p>
-    <w:bookmarkEnd w:id="29"/>
-    <w:bookmarkStart w:id="30" w:name="X2fdc4a6a0e088efb274c2b98fdb6bad6d697e16"/>
+    <w:bookmarkEnd w:id="30"/>
+    <w:bookmarkStart w:id="31" w:name="X412dbac66b406a308230528adf8d9d0f9a43dee"/>
     <w:p>
       <w:pPr>
         <w:pStyle w:val="Heading1"/>
       </w:pPr>
       <w:r>
-        <w:t xml:space="preserve">6. การช่วยเหลือผู้เรียน</w:t>
+        <w:t xml:space="preserve">7. การช่วยเหลือผู้เรียน</w:t>
       </w:r>
     </w:p>
     <w:p>
@@ -705,7 +820,7 @@
         <w:t xml:space="preserve">ผู้เรียน/กลุ่มที่ต้องพัฒนาเพิ่มเติม:</w:t>
       </w:r>
       <w:r>
-        <w:t xml:space="preserve"> </w:t>
+        <w:br/>
       </w:r>
       <w:r>
         <w:t xml:space="preserve">....................................................................................</w:t>
@@ -719,7 +834,7 @@
         <w:t xml:space="preserve">วิธีช่วยเหลือ:</w:t>
       </w:r>
       <w:r>
-        <w:t xml:space="preserve"> </w:t>
+        <w:br/>
       </w:r>
       <w:r>
         <w:t xml:space="preserve">....................................................................................</w:t>
@@ -732,14 +847,14 @@
         </w:pict>
       </w:r>
     </w:p>
-    <w:bookmarkEnd w:id="30"/>
-    <w:bookmarkStart w:id="31" w:name="Xcde0ef9434baa5718716c0b47d21ab8626f28b4"/>
+    <w:bookmarkEnd w:id="31"/>
+    <w:bookmarkStart w:id="32" w:name="Xf3b133d5a52a48436aba5c970714d9deb570b94"/>
     <w:p>
       <w:pPr>
         <w:pStyle w:val="Heading1"/>
       </w:pPr>
       <w:r>
-        <w:t xml:space="preserve">7. สิ่งที่จะปรับในคาบถัดไป</w:t>
+        <w:t xml:space="preserve">8. สิ่งที่จะปรับในคาบถัดไป</w:t>
       </w:r>
     </w:p>
     <w:p>
@@ -757,14 +872,14 @@
         </w:pict>
       </w:r>
     </w:p>
-    <w:bookmarkEnd w:id="31"/>
-    <w:bookmarkStart w:id="32" w:name="X0dad1cbfa1c1ec5efd1b8f5e57aeadc07f887b0"/>
+    <w:bookmarkEnd w:id="32"/>
+    <w:bookmarkStart w:id="33" w:name="X780aa0173fbf2a7b2cdb2b45b6d0d1f4c5b6b38"/>
     <w:p>
       <w:pPr>
         <w:pStyle w:val="Heading1"/>
       </w:pPr>
       <w:r>
-        <w:t xml:space="preserve">8. สรุปเชิงวิชาชีพ</w:t>
+        <w:t xml:space="preserve">9. สรุปเชิงวิชาชีพ</w:t>
       </w:r>
     </w:p>
     <w:p>
@@ -772,7 +887,7 @@
         <w:pStyle w:val="FirstParagraph"/>
       </w:pPr>
       <w:r>
-        <w:t xml:space="preserve">ให้สรุปจากหลักฐานจริงตามโครง</w:t>
+        <w:t xml:space="preserve">สรุปจากหลักฐานจริงตามลำดับ:</w:t>
       </w:r>
     </w:p>
     <w:p>
@@ -820,7 +935,7 @@
         <w:pStyle w:val="Compact"/>
       </w:pPr>
       <w:r>
-        <w:t xml:space="preserve">Feedback ที่เกิดขึ้น</w:t>
+        <w:t xml:space="preserve">สิ่งที่ Mentimeter ทำให้ครูมองเห็น</w:t>
       </w:r>
     </w:p>
     <w:p>
@@ -832,7 +947,7 @@
         <w:pStyle w:val="Compact"/>
       </w:pPr>
       <w:r>
-        <w:t xml:space="preserve">ผลลัพธ์ที่ตรวจสอบได้</w:t>
+        <w:t xml:space="preserve">Feedback ที่เกิดขึ้น</w:t>
       </w:r>
     </w:p>
     <w:p>
@@ -844,7 +959,7 @@
         <w:pStyle w:val="Compact"/>
       </w:pPr>
       <w:r>
-        <w:t xml:space="preserve">จุดที่ยังไม่บรรลุ</w:t>
+        <w:t xml:space="preserve">ผลลัพธ์ที่ตรวจสอบได้</w:t>
       </w:r>
     </w:p>
     <w:p>
@@ -856,18 +971,22 @@
         <w:pStyle w:val="Compact"/>
       </w:pPr>
       <w:r>
+        <w:t xml:space="preserve">จุดที่ยังไม่บรรลุ</w:t>
+      </w:r>
+    </w:p>
+    <w:p>
+      <w:pPr>
+        <w:numPr>
+          <w:ilvl w:val="0"/>
+          <w:numId w:val="1002"/>
+        </w:numPr>
+        <w:pStyle w:val="Compact"/>
+      </w:pPr>
+      <w:r>
         <w:t xml:space="preserve">แผนพัฒนาครั้งถัดไป</w:t>
       </w:r>
     </w:p>
-    <w:p>
-      <w:pPr>
-        <w:pStyle w:val="FirstParagraph"/>
-      </w:pPr>
-      <w:r>
-        <w:t xml:space="preserve">หลีกเลี่ยงข้อความรับรองผลเกินกว่าข้อมูลที่มี</w:t>
-      </w:r>
-    </w:p>
-    <w:bookmarkEnd w:id="32"/>
+    <w:bookmarkEnd w:id="33"/>
     <w:sectPr/>
   </w:body>
 </w:document>
